--- a/docs/综合总论_Taiwan_Cancer_Registry.docx
+++ b/docs/综合总论_Taiwan_Cancer_Registry.docx
@@ -42,7 +42,7 @@
         <w:t xml:space="preserve"> </w:t>
       </w:r>
       <w:r>
-        <w:t xml:space="preserve">17個（台灣癌症登錄系列12個、CMUH單中心1個、TCGA多體學3個、TCGA-ESCA 1個）</w:t>
+        <w:t xml:space="preserve">17個（CMUH機構登錄系列12個、CMUH食道癌精細資料庫1個、TCGA多體學3個、TCGA-ESCA 1個）</w:t>
       </w:r>
       <w:r>
         <w:br/>
@@ -58,7 +58,23 @@
         <w:t xml:space="preserve"> </w:t>
       </w:r>
       <w:r>
-        <w:t xml:space="preserve">台灣癌症登錄資料庫（n=84,161；46部位；2003–2020）、CMUH（n=344）、TCGA-ESCA/BRCA/THCA</w:t>
+        <w:t xml:space="preserve">CMUH機構癌症登錄資料庫（n=84,161；46部位；2003–2020）、CMUH食道癌精細資料庫（n=344；2007–2010）、TCGA-ESCA/BRCA/THCA</w:t>
+      </w:r>
+      <w:r>
+        <w:br/>
+      </w:r>
+      <w:r>
+        <w:rPr>
+          <w:bCs/>
+          <w:b/>
+        </w:rPr>
+        <w:t xml:space="preserve">機構：</w:t>
+      </w:r>
+      <w:r>
+        <w:t xml:space="preserve"> </w:t>
+      </w:r>
+      <w:r>
+        <w:t xml:space="preserve">中山醫學大學附設醫院（China Medical University Hospital，CMUH），台中市</w:t>
       </w:r>
     </w:p>
     <w:p>
@@ -82,7 +98,7 @@
         <w:pStyle w:val="FirstParagraph"/>
       </w:pPr>
       <w:r>
-        <w:t xml:space="preserve">本系列研究以台灣癌症登錄資料庫（n=84,161；46個癌症部位；2003–2020年）為核心，輔以中山醫學大學附設醫院（CMUH）食道癌單中心資料庫（n=344）及TCGA多體學資料集（ESCA、BRCA、THCA），系統性探索台灣特有的致癌暴露模式、共存癌症的生物學機制、遺傳症候群篩查，以及序列深度學習在個人化腫瘤監測中的應用。跨越十七個相互關聯的子計畫，本系列研究識別出台灣癌症共病空間的三個主要致癌軸：（1）上消化呼吸道（UADT）場域致癌效應（由檳榔、菸草、酒精三重暴露驅動）；（2）B型肝炎病毒（HBV）/腸胃道代謝軸（由台灣高盛行的HBV感染及代謝症候群共同形塑）；（3）荷爾蒙/婦科軸（以子宮體癌與乳癌的上升趨勢為代表）。深度學習轉換器模型在癌症序列預測中達到R@1=0.232（為隨機基準的8.6倍），並支援以首發癌症部位為條件的個人化後續監測日曆。本文就各子計畫之研究設計、核心發現、方法學創新及臨床轉化意涵進行系統性整合陳述。</w:t>
+        <w:t xml:space="preserve">本系列研究以中山醫學大學附設醫院（CMUH）機構癌症登錄資料庫（n=84,161；46個癌症部位；2003–2020年）為核心，輔以CMUH食道癌精細資料庫（n=344；2007–2010年，含詳細治療及生物銀行資訊）及TCGA多體學資料集（ESCA、BRCA、THCA），系統性探索台灣北中部地區（CMUH轉介圈）特有的致癌暴露模式、共存癌症的生物學機制、遺傳症候群篩查，以及序列深度學習在個人化腫瘤監測中的應用。跨越十七個相互關聯的子計畫，本系列研究識別出台灣癌症共病空間的三個主要致癌軸：（1）上消化呼吸道（UADT）場域致癌效應（由檳榔、菸草、酒精三重暴露驅動）；（2）B型肝炎病毒（HBV）/腸胃道代謝軸（由台灣高盛行的HBV感染及代謝症候群共同形塑）；（3）荷爾蒙/婦科軸（以子宮體癌與乳癌的上升趨勢為代表）。深度學習轉換器模型在癌症序列預測中達到R@1=0.232（為隨機基準的8.6倍），並支援以首發癌症部位為條件的個人化後續監測日曆。本文就各子計畫之研究設計、核心發現、方法學創新及臨床轉化意涵進行系統性整合陳述。</w:t>
       </w:r>
     </w:p>
     <w:p>
@@ -107,7 +123,7 @@
         <w:pStyle w:val="FirstParagraph"/>
       </w:pPr>
       <w:r>
-        <w:t xml:space="preserve">台灣癌症登錄資料庫是全球少數同時涵蓋大規模人口基礎、長達18年追蹤期（2003–2020年）、以及高度多重原發癌症患者的腫瘤登錄系統之一。相較於單一癌症部位的專科研究，全體癌症資料庫的系統性分析得以揭示癌症共病的橫向關聯結構，並藉此推測潛在的共同暴露因子與遺傳易感性。</w:t>
+        <w:t xml:space="preserve">中山醫學大學附設醫院（CMUH）是台灣中部重要的醫學中心，其機構癌症登錄資料庫涵蓋2003–2020年長達18年的完整追蹤，收錄84,161名患者、46個癌症部位，其中多重原發癌症患者規模（n=4,068，5.2%）足以支持統計方法的開發與驗證。作為大型轉介醫學中心，CMUH的患者組成呈現台灣中部都市及區域轉介的特徵：UADT癌症（食道癌、下咽癌）患者比例偏高，反映台灣特有的檳榔/菸草/酒精三重暴露文化。需注意，此為單中心醫院基礎登錄（hospital-based registry），非人口基礎（population-based）資料；轉介偏差（referral bias）是所有發生率與共發生率分析的根本限制，研究結論的外推應侷限於類似轉介醫學中心的患者群體。</w:t>
       </w:r>
     </w:p>
     <w:p>
@@ -183,7 +199,7 @@
         <w:pStyle w:val="BodyText"/>
       </w:pPr>
       <w:r>
-        <w:t xml:space="preserve">台灣癌症登錄資料庫的整體探索性分析（n=84,161；2003–2020年）確立了以下基礎事實：</w:t>
+        <w:t xml:space="preserve">CMUH機構癌症登錄資料庫的整體探索性分析（n=84,161；2003–2020年）確立了以下基礎事實：</w:t>
       </w:r>
       <w:r>
         <w:t xml:space="preserve"> </w:t>
@@ -227,13 +243,13 @@
         <w:t xml:space="preserve">二、食道鱗狀細胞癌的臨床預後研究</w:t>
       </w:r>
     </w:p>
-    <w:bookmarkStart w:id="22" w:name="全國資料庫分析c15子計畫"/>
+    <w:bookmarkStart w:id="22" w:name="cmuh機構登錄分析c15子計畫"/>
     <w:p>
       <w:pPr>
         <w:pStyle w:val="Heading3"/>
       </w:pPr>
       <w:r>
-        <w:t xml:space="preserve">2.1 全國資料庫分析（C15子計畫）</w:t>
+        <w:t xml:space="preserve">2.1 CMUH機構登錄分析（C15子計畫）</w:t>
       </w:r>
     </w:p>
     <w:p>
@@ -241,7 +257,7 @@
         <w:pStyle w:val="FirstParagraph"/>
       </w:pPr>
       <w:r>
-        <w:t xml:space="preserve">C15子計畫以台灣癌症登錄資料庫中2,367名食道癌患者為隊列（中位存活13.4個月；1,832例死亡，死亡率77.4%），建立了迄今台灣最完整的食道癌多因子Cox預後模型。隊列特徵：鱗狀細胞癌85.4%、男性94.5%、中位年齡57歲、分期遺漏609人（25.7%）。</w:t>
+        <w:t xml:space="preserve">C15子計畫以CMUH機構癌症登錄資料庫中2,367名食道癌患者為隊列（中位存活13.4個月；1,832例死亡，死亡率77.4%），建立了CMUH食道癌多因子Cox預後模型。隊列特徵：鱗狀細胞癌85.4%、男性94.5%、中位年齡57歲、分期遺漏609人（25.7%）。</w:t>
       </w:r>
     </w:p>
     <w:p>
@@ -787,7 +803,7 @@
         <w:t xml:space="preserve">AJCC版本敏感性</w:t>
       </w:r>
       <w:r>
-        <w:t xml:space="preserve">：台灣癌症登錄混用6th/7th edition，6th edition將頸部淋巴結轉移（M1a）歸為Stage IV，7th則重新分類為Stage III，導致6th版Stage IV盛行率45.0% vs 7th版24.9%。7th edition-only分析（n=1,187）顯示Stage IV HR=2.17，高於混用時的1.63，反映6th版M1a稀釋效應。</w:t>
+        <w:t xml:space="preserve">：CMUH癌症登錄跨越6th/7th edition轉換期，6th edition將頸部淋巴結轉移（M1a）歸為Stage IV，7th則重新分類為Stage III，導致6th版Stage IV盛行率45.0% vs 7th版24.9%。7th edition-only分析（n=1,187）顯示Stage IV HR=2.17，高於混用時的1.63，反映6th版M1a稀釋效應。</w:t>
       </w:r>
     </w:p>
     <w:p>
@@ -832,17 +848,17 @@
         <w:t xml:space="preserve">MICE方法論</w:t>
       </w:r>
       <w:r>
-        <w:t xml:space="preserve">：採用IterativeImputer+ExtraTreesRegressor處理25.7%分期遺漏，10次迭代，seed=42，提供了台灣食道癌研究中最具方法學嚴謹性的遺漏值處理框架。</w:t>
+        <w:t xml:space="preserve">：採用IterativeImputer+ExtraTreesRegressor處理25.7%分期遺漏，10次迭代，seed=42，提供了CMUH食道癌資料中最具方法學嚴謹性的遺漏值處理框架。</w:t>
       </w:r>
     </w:p>
     <w:bookmarkEnd w:id="22"/>
-    <w:bookmarkStart w:id="23" w:name="中山醫大單中心驗證cmuh-escc"/>
+    <w:bookmarkStart w:id="23" w:name="cmuh食道癌精細資料庫分析cmuh-escc"/>
     <w:p>
       <w:pPr>
         <w:pStyle w:val="Heading3"/>
       </w:pPr>
       <w:r>
-        <w:t xml:space="preserve">2.2 中山醫大單中心驗證（CMUH ESCC）</w:t>
+        <w:t xml:space="preserve">2.2 CMUH食道癌精細資料庫分析（CMUH ESCC）</w:t>
       </w:r>
     </w:p>
     <w:p>
@@ -850,7 +866,17 @@
         <w:pStyle w:val="FirstParagraph"/>
       </w:pPr>
       <w:r>
-        <w:t xml:space="preserve">CMUH食道癌資料庫（n=344；2007–2010年；AJCC 6th edition；93.9%男性；93.9%鱗狀細胞癌）提供了第一個與C15全國資料庫進行直接標竿比較的單中心驗證集。</w:t>
+        <w:t xml:space="preserve">CMUH食道癌精細資料庫（n=344；2007–2010年；AJCC 6th edition；93.9%男性；93.9%鱗狀細胞癌）係針對同一機構登錄中2007–2010年食道癌患者進行的詳細圖表回顧研究，涵蓋治療方案細節與生物銀行資訊，為機構登錄資料所不及。由於兩個資料集均來自CMUH，此比較係</w:t>
+      </w:r>
+      <w:r>
+        <w:rPr>
+          <w:bCs/>
+          <w:b/>
+        </w:rPr>
+        <w:t xml:space="preserve">院內跨時段資料集比較</w:t>
+      </w:r>
+      <w:r>
+        <w:t xml:space="preserve">（longitudinal intra-institutional comparison），而非獨立外部驗證。</w:t>
       </w:r>
     </w:p>
     <w:p>
@@ -862,7 +888,7 @@
           <w:bCs/>
           <w:b/>
         </w:rPr>
-        <w:t xml:space="preserve">標竿比較</w:t>
+        <w:t xml:space="preserve">院內跨時段比較</w:t>
       </w:r>
       <w:r>
         <w:t xml:space="preserve">：</w:t>
@@ -904,19 +930,19 @@
               <w:jc w:val="left"/>
             </w:pPr>
             <w:r>
-              <w:t xml:space="preserve">C15全國（n=2,367）</w:t>
-            </w:r>
-          </w:p>
-        </w:tc>
-        <w:tc>
-          <w:tcPr/>
-          <w:p>
-            <w:pPr>
-              <w:pStyle w:val="Compact"/>
-              <w:jc w:val="left"/>
-            </w:pPr>
-            <w:r>
-              <w:t xml:space="preserve">CMUH（n=344）</w:t>
+              <w:t xml:space="preserve">C15 CMUH機構登錄（n=2,367）</w:t>
+            </w:r>
+          </w:p>
+        </w:tc>
+        <w:tc>
+          <w:tcPr/>
+          <w:p>
+            <w:pPr>
+              <w:pStyle w:val="Compact"/>
+              <w:jc w:val="left"/>
+            </w:pPr>
+            <w:r>
+              <w:t xml:space="preserve">CMUH精細資料庫（n=344）</w:t>
             </w:r>
           </w:p>
         </w:tc>
@@ -1459,7 +1485,7 @@
         <w:pStyle w:val="BodyText"/>
       </w:pPr>
       <w:r>
-        <w:t xml:space="preserve">遷移失敗根本原因：CMUH為2007–2010年轉介中心（中位OS 9.6個月） vs C15為2007–2020年全國資料庫（中位OS 13.4個月），時代與個案組合差異超出遷移可接受範圍。若CMUH資料可擴展至2015年後，預期遷移表現可改善。</w:t>
+        <w:t xml:space="preserve">遷移失敗根本原因：精細資料庫為2007–2010年早期嚴格收案（中位OS 9.6個月） vs 機構登錄為2007–2020年全時段（中位OS 13.4個月），時代差距與收案嚴格度差異超出遷移可接受範圍。若精細資料庫可擴展至2015年後，預期遷移表現可改善。</w:t>
       </w:r>
     </w:p>
     <w:p>
@@ -1485,7 +1511,7 @@
         <w:pStyle w:val="FirstParagraph"/>
       </w:pPr>
       <w:r>
-        <w:t xml:space="preserve">UADT場域致癌（field cancerization）是指同一黏膜暴露場域內多個解剖部位共享致突變損傷的現象。在台灣，檳榔、菸草、酒精的三重暴露使此效應尤為突出。本子計畫以10個UADT部位（C02、C03、C04、C05、C06、C09、C10、C12、C13、C15）、10,113名患者（多場域1,067人，10.5%；三場域144人），建立了台灣UADT共病的全面流行病學圖像。</w:t>
+        <w:t xml:space="preserve">UADT場域致癌（field cancerization）是指同一黏膜暴露場域內多個解剖部位共享致突變損傷的現象。在台灣，檳榔、菸草、酒精的三重暴露使此效應尤為突出。本子計畫以10個UADT部位（C02、C03、C04、C05、C06、C09、C10、C12、C13、C15）、10,113名患者（多場域1,067人，10.5%；三場域144人），建立了CMUH轉介圈UADT共病的流行病學圖像（單中心醫院基礎，轉介偏差為根本限制之一）。</w:t>
       </w:r>
     </w:p>
     <w:p>
@@ -1785,7 +1811,7 @@
         <w:pStyle w:val="FirstParagraph"/>
       </w:pPr>
       <w:r>
-        <w:t xml:space="preserve">以完整78,621名患者×46癌症部位的多熱編碼矩陣，本子計畫識別出三個主要共病生物學域：</w:t>
+        <w:t xml:space="preserve">以CMUH機構登錄中78,621名患者×46癌症部位的多熱編碼矩陣，本子計畫識別出三個主要共病生物學域（單中心醫院基礎，以下結果代表CMUH患者群體的共病模式）：</w:t>
       </w:r>
     </w:p>
     <w:p>
@@ -1975,7 +2001,7 @@
         <w:pStyle w:val="FirstParagraph"/>
       </w:pPr>
       <w:r>
-        <w:t xml:space="preserve">以78,442名患者×37個部位的共病矩陣訓練VAE（12個潛在維度），僅3個維度呈現KL活躍（KL&gt;0.1），代表台灣整體癌症共病空間由三個主要致癌過程主宰：</w:t>
+        <w:t xml:space="preserve">以CMUH機構登錄78,442名患者×37個部位的共病矩陣訓練VAE（12個潛在維度），僅3個維度呈現KL活躍（KL&gt;0.1），代表CMUH患者群體的癌症共病空間由三個主要致癌過程主宰：</w:t>
       </w:r>
     </w:p>
     <w:tbl>
@@ -3673,7 +3699,7 @@
         <w:pStyle w:val="FirstParagraph"/>
       </w:pPr>
       <w:r>
-        <w:t xml:space="preserve">以自動編碼器識別的前1%異常患者（n=784，100%為多重癌症患者）進行Li-Fraumeni症候群（LFS）與Cowden症候群的表現型比對，完成台灣首次基於人口基礎腫瘤登錄的遺傳症候群非指定篩查。</w:t>
+        <w:t xml:space="preserve">以自動編碼器識別的前1%異常患者（n=784，100%為多重癌症患者）進行Li-Fraumeni症候群（LFS）與Cowden症候群的表現型比對，在CMUH機構癌症登錄中完成首次基於單中心醫院登錄的遺傳症候群非指定篩查。</w:t>
       </w:r>
     </w:p>
     <w:p>
@@ -3877,7 +3903,7 @@
         <w:t xml:space="preserve">LFS篩查失敗分析</w:t>
       </w:r>
       <w:r>
-        <w:t xml:space="preserve">：26名候選患者在精確化後全數排除，主因台灣癌症登錄缺乏C49（軟組織肉瘤）與C74（腎上腺皮質癌）部位碼，LFS有效可辨識特徵塌縮至{C50, C71}（match_score=0.5），特異性不足以區分LFS與一般乳腺多發性癌症。</w:t>
+        <w:t xml:space="preserve">：26名候選患者在精確化後全數排除，主因CMUH癌症登錄缺乏C49（軟組織肉瘤）與C74（腎上腺皮質癌）部位碼，LFS有效可辨識特徵塌縮至{C50, C71}（match_score=0.5），特異性不足以區分LFS與一般乳腺多發性癌症。</w:t>
       </w:r>
     </w:p>
     <w:p>
@@ -3892,7 +3918,7 @@
         <w:t xml:space="preserve">登錄覆蓋率差距</w:t>
       </w:r>
       <w:r>
-        <w:t xml:space="preserve">：C49（軟組織肉瘤）、C73（甲狀腺）、C74（腎上腺）的缺失是台灣癌症登錄遺傳症候群篩查的根本限制，需與登錄資料庫維護單位協調。</w:t>
+        <w:t xml:space="preserve">：C49（軟組織肉瘤）、C73（甲狀腺）、C74（腎上腺）的缺失是CMUH機構癌症登錄遺傳症候群篩查的根本限制，需與醫院登錄資料庫維護單位協調，將上述部位碼納入常規收錄。</w:t>
       </w:r>
     </w:p>
     <w:p>
@@ -5205,13 +5231,13 @@
         <w:t xml:space="preserve">十三、整合性結論與研究展望</w:t>
       </w:r>
     </w:p>
-    <w:bookmarkStart w:id="52" w:name="台灣癌症流行病學的三軸統一敘述"/>
+    <w:bookmarkStart w:id="52" w:name="cmuh患者群體的三軸致癌格局"/>
     <w:p>
       <w:pPr>
         <w:pStyle w:val="Heading3"/>
       </w:pPr>
       <w:r>
-        <w:t xml:space="preserve">13.1 台灣癌症流行病學的三軸統一敘述</w:t>
+        <w:t xml:space="preserve">13.1 CMUH患者群體的三軸致癌格局</w:t>
       </w:r>
     </w:p>
     <w:p>
@@ -5219,7 +5245,7 @@
         <w:pStyle w:val="FirstParagraph"/>
       </w:pPr>
       <w:r>
-        <w:t xml:space="preserve">基於本系列研究的全景視角，台灣癌症流行病學可以以三個互補且非重疊的致癌軸加以統一描述：</w:t>
+        <w:t xml:space="preserve">基於本系列研究的全景視角，CMUH機構登錄中的癌症共病空間可以以三個互補且非重疊的致癌軸加以統一描述（注意：以下結論來自單中心醫院基礎資料，其方向性可能反映台灣中部整體流行病學格局，但盛行率數值受到轉介偏差影響，不宜直接外推至全國人口）：</w:t>
       </w:r>
     </w:p>
     <w:p>
@@ -5237,19 +5263,19 @@
         <w:t xml:space="preserve"> </w:t>
       </w:r>
       <w:r>
-        <w:t xml:space="preserve">- 由台灣特有的檳榔/菸草/酒精三重暴露驅動</w:t>
-      </w:r>
-      <w:r>
-        <w:t xml:space="preserve"> </w:t>
-      </w:r>
-      <w:r>
-        <w:t xml:space="preserve">- 95–97%男性，中位診斷年齡53歲（比台灣平均年輕）</w:t>
-      </w:r>
-      <w:r>
-        <w:t xml:space="preserve"> </w:t>
-      </w:r>
-      <w:r>
-        <w:t xml:space="preserve">- 2003–2020年在VAE潛在空間中保持時代穩定（ρ≈0）</w:t>
+        <w:t xml:space="preserve">- 由台灣特有的檳榔/菸草/酒精三重暴露驅動，在CMUH患者群體中尤為突出</w:t>
+      </w:r>
+      <w:r>
+        <w:t xml:space="preserve"> </w:t>
+      </w:r>
+      <w:r>
+        <w:t xml:space="preserve">- 95–97%男性，中位診斷年齡53歲</w:t>
+      </w:r>
+      <w:r>
+        <w:t xml:space="preserve"> </w:t>
+      </w:r>
+      <w:r>
+        <w:t xml:space="preserve">- 2003–2020年在VAE潛在空間中保持時代穩定（ρ≈0），顯示三重暴露行為未在本研究期間改變</w:t>
       </w:r>
       <w:r>
         <w:t xml:space="preserve"> </w:t>
@@ -5273,19 +5299,19 @@
         <w:t xml:space="preserve"> </w:t>
       </w:r>
       <w:r>
-        <w:t xml:space="preserve">- 由歷史性HBV高盛行率驅動，受惠於1986年起的疫苗接種政策</w:t>
-      </w:r>
-      <w:r>
-        <w:t xml:space="preserve"> </w:t>
-      </w:r>
-      <w:r>
-        <w:t xml:space="preserve">- C22肝HCC發生率ρ=−0.983（下降）持續跨越所有出生世代</w:t>
-      </w:r>
-      <w:r>
-        <w:t xml:space="preserve"> </w:t>
-      </w:r>
-      <w:r>
-        <w:t xml:space="preserve">- 長期監測可量化HBV疫苗的人口級抗癌效益</w:t>
+        <w:t xml:space="preserve">- 由台灣歷史性HBV高盛行率驅動，受惠於1986年起的全面疫苗接種政策</w:t>
+      </w:r>
+      <w:r>
+        <w:t xml:space="preserve"> </w:t>
+      </w:r>
+      <w:r>
+        <w:t xml:space="preserve">- CMUH患者中C22肝HCC發生率ρ=−0.983（下降）持續跨越所有出生世代</w:t>
+      </w:r>
+      <w:r>
+        <w:t xml:space="preserve"> </w:t>
+      </w:r>
+      <w:r>
+        <w:t xml:space="preserve">- 長期監測可量化HBV疫苗在醫院患者群體層次的抗癌效益</w:t>
       </w:r>
     </w:p>
     <w:p>
@@ -5309,13 +5335,13 @@
         <w:t xml:space="preserve"> </w:t>
       </w:r>
       <w:r>
-        <w:t xml:space="preserve">- 與代謝症候群和女性生活型態改變相關</w:t>
-      </w:r>
-      <w:r>
-        <w:t xml:space="preserve"> </w:t>
-      </w:r>
-      <w:r>
-        <w:t xml:space="preserve">- 是未來人口老化最重要的預期負擔增長來源</w:t>
+        <w:t xml:space="preserve">- 與代謝症候群盛行率上升及女性生活型態改變相關</w:t>
+      </w:r>
+      <w:r>
+        <w:t xml:space="preserve"> </w:t>
+      </w:r>
+      <w:r>
+        <w:t xml:space="preserve">- 預期隨人口老化持續增加，是CMUH婦科腫瘤科的重要預期負擔</w:t>
       </w:r>
     </w:p>
     <w:bookmarkEnd w:id="52"/>
@@ -5662,7 +5688,7 @@
         <w:t xml:space="preserve">github.com/jnynlin/taiwan-cancer-registry</w:t>
       </w:r>
       <w:r>
-        <w:t xml:space="preserve">（台灣癌症登錄系列）</w:t>
+        <w:t xml:space="preserve">（CMUH機構登錄系列）</w:t>
       </w:r>
       <w:r>
         <w:t xml:space="preserve"> </w:t>
@@ -5706,7 +5732,7 @@
         <w:pStyle w:val="BodyText"/>
       </w:pPr>
       <w:r>
-        <w:t xml:space="preserve">患者層級資料受隱私保護而不公開。統計摘要輸出可應要求提供。台灣癌症登錄資料依 [機構名稱] IRB [編號] 審查通過。TCGA資料依GDC資料使用政策取得，無需額外IRB審查。</w:t>
+        <w:t xml:space="preserve">患者層級資料受隱私保護而不公開。統計摘要輸出可應要求提供。CMUH機構癌症登錄資料依中山醫學大學附設醫院人體試驗委員會 IRB [編號] 審查通過。TCGA資料依GDC資料使用政策取得，無需額外IRB審查。</w:t>
       </w:r>
     </w:p>
     <w:p>
